--- a/contract-generator/contract_template.docx
+++ b/contract-generator/contract_template.docx
@@ -69,7 +69,7 @@
           <w:szCs w:val="24"/>
           <w:rtl w:val="0"/>
         </w:rPr>
-        <w:t xml:space="preserve">{{contractor_cpf}}, data de nascimento {{contractor_birthdate}}</w:t>
+        <w:t xml:space="preserve">{{contractor_cpf}}, data de nascimento</w:t>
       </w:r>
       <w:r>
         <w:rPr>
@@ -103,7 +103,7 @@
           <w:szCs w:val="24"/>
           <w:rtl w:val="0"/>
         </w:rPr>
-        <w:t xml:space="preserve">denominado </w:t>
+        <w:t xml:space="preserve">denominado {{contractor_birthdate}}</w:t>
       </w:r>
       <w:r>
         <w:rPr>
@@ -1187,7 +1187,7 @@
           <w:szCs w:val="24"/>
           <w:rtl w:val="0"/>
         </w:rPr>
-        <w:t xml:space="preserve">1° Hora - Recepção dos convidados + Recreação com muitas brincadeiras; ()</w:t>
+        <w:t xml:space="preserve">1° Hora - Recepção dos convidados + Recreação com muitas brincadeiras; ({{first}})</w:t>
       </w:r>
       <w:r>
         <w:rPr>
@@ -1215,7 +1215,7 @@
           <w:szCs w:val="24"/>
           <w:rtl w:val="0"/>
         </w:rPr>
-        <w:t xml:space="preserve">2° hora - Abertura das pistas com monitores exclusivos na pista de patinação; () </w:t>
+        <w:t xml:space="preserve">2° hora - Abertura das pistas com monitores exclusivos na pista de patinação; ({{second}}) </w:t>
       </w:r>
       <w:r>
         <w:rPr>
@@ -1243,7 +1243,7 @@
           <w:szCs w:val="24"/>
           <w:rtl w:val="0"/>
         </w:rPr>
-        <w:t xml:space="preserve">3° hora - Parabéns e finalização do evento.()</w:t>
+        <w:t xml:space="preserve">3° hora - Parabéns e finalização do evento.({{third}})</w:t>
         <w:br w:type="textWrapping"/>
       </w:r>
       <w:r>
